--- a/paper/VitalLens_cover_letter.docx
+++ b/paper/VitalLens_cover_letter.docx
@@ -145,7 +145,7 @@
         <w:pStyle w:val="BodyText"/>
       </w:pPr>
       <w:r>
-        <w:t xml:space="preserve">Home-based cardiopulmonary telerehabilitation improves completion and is noninferior to center-based programs, but it still depends on dedicated heart-rate hardware, and the growing use of large language models (LLMs) for exercise prescription introduces safety risks (58% of published studies report safety defects). We describe</w:t>
+        <w:t xml:space="preserve">Home-based cardiopulmonary telerehabilitation improves completion and is noninferior to center-based programs, but it still depends on dedicated heart-rate hardware, and the growing use of large language models (LLMs) for exercise recommendation introduces safety risks (58% of published studies report safety defects). We describe</w:t>
       </w:r>
       <w:r>
         <w:t xml:space="preserve"> </w:t>
